--- a/DOCUMENTS/docs/SUPER_ADMIN_GUIDE.docx
+++ b/DOCUMENTS/docs/SUPER_ADMIN_GUIDE.docx
@@ -8,7 +8,7 @@
         <w:spacing w:before="240" w:after="120"/>
       </w:pPr>
       <w:r>
-        <w:t xml:space="preserve">AuthenticQR (MSCQR) Super Admin User Manual</w:t>
+        <w:t xml:space="preserve">MSCQR Super Admin User Manual</w:t>
       </w:r>
     </w:p>
     <w:p>

--- a/DOCUMENTS/docs/SUPER_ADMIN_GUIDE.docx
+++ b/DOCUMENTS/docs/SUPER_ADMIN_GUIDE.docx
@@ -1381,6 +1381,14 @@
       </w:pPr>
       <w:r>
         <w:t xml:space="preserve">5. Select Send invite.</w:t>
+      </w:r>
+    </w:p>
+    <w:p>
+      <w:pPr>
+        <w:spacing w:after="60"/>
+      </w:pPr>
+      <w:r>
+        <w:t xml:space="preserve">6. Manufacturer invites include the password activation link and the MSCQR Connector download page for Mac and Windows.</w:t>
       </w:r>
     </w:p>
     <w:p>
